--- a/templates/contracts/kontrate-praktikant.docx
+++ b/templates/contracts/kontrate-praktikant.docx
@@ -163,7 +163,7 @@
         <w:rPr>
           <w:rFonts w:ascii="Calibri" w:cs="Calibri" w:eastAsia="Calibri" w:hAnsi="Calibri"/>
         </w:rPr>
-        <w:t xml:space="preserve">Praktikanti/ja punon me orar jo të plotë pune (neni 21): {{daily_hours}} orë në ditë, gjithsej {{weekly_hours}} orë në javë, nga e hëna në të premte. Orari i saktë ditor përcaktohet nga punëdhënësi në pajtim me natyrën e punës.</w:t>
+        <w:t xml:space="preserve">Praktikanti/ja punon me orar jo të plotë pune (neni 21): katër (4) orë në ditë, gjithsej njëzet (20) orë në javë, nga e hëna në të premte. Orari i saktë ditor përcaktohet nga punëdhënësi në pajtim me natyrën e punës.</w:t>
       </w:r>
     </w:p>
     <w:p>

--- a/templates/contracts/kontrate-praktikant.docx
+++ b/templates/contracts/kontrate-praktikant.docx
@@ -115,7 +115,7 @@
         <w:rPr>
           <w:rFonts w:ascii="Calibri" w:cs="Calibri" w:eastAsia="Calibri" w:hAnsi="Calibri"/>
         </w:rPr>
-        <w:t xml:space="preserve">Praktikanti/ja pranohet për kryerjen e punës praktike në pozitën {{employee_position}}, me detyrat: {{employee_job_description}}. Në pajtim me nenin 16.2 të Ligjit të Punës, praktikanti/ja i realizon të gjitha të drejtat dhe detyrimet nga marrëdhënia e punës sikurse të punësuarit e tjerë, në proporcion me orët e punës (neni 21.3).</w:t>
+        <w:t xml:space="preserve">Praktikanti/ja pranohet për kryerjen e punës praktike në pozitën {{employee_position}}, me detyrat: {{employee_job_description}}. Vendi i punës: {{workplace}} (neni 11.1.4). Në pajtim me nenin 16.2 të Ligjit të Punës, praktikanti/ja i realizon të gjitha të drejtat dhe detyrimet nga marrëdhënia e punës sikurse të punësuarit e tjerë, në proporcion me orët e punës (neni 21.3).</w:t>
       </w:r>
     </w:p>
     <w:p>

--- a/templates/contracts/kontrate-praktikant.docx
+++ b/templates/contracts/kontrate-praktikant.docx
@@ -115,7 +115,7 @@
         <w:rPr>
           <w:rFonts w:ascii="Calibri" w:cs="Calibri" w:eastAsia="Calibri" w:hAnsi="Calibri"/>
         </w:rPr>
-        <w:t xml:space="preserve">Praktikanti/ja pranohet për kryerjen e punës praktike në pozitën {{employee_position}}, me detyrat: {{employee_job_description}}. Vendi i punës: {{workplace}} (neni 11.1.4). Në pajtim me nenin 16.2 të Ligjit të Punës, praktikanti/ja i realizon të gjitha të drejtat dhe detyrimet nga marrëdhënia e punës sikurse të punësuarit e tjerë, në proporcion me orët e punës (neni 21.3).</w:t>
+        <w:t xml:space="preserve">Praktikanti/ja pranohet për kryerjen e punës praktike në pozitën {{employee_position}}, me detyrat: {{employee_job_description}}. Kualifikimi: {{employee_qualification}} (neni 11.1.3). Vendi i punës: {{workplace}} (neni 11.1.4). Në pajtim me nenin 16.2 të Ligjit të Punës, praktikanti/ja i realizon të gjitha të drejtat dhe detyrimet nga marrëdhënia e punës sikurse të punësuarit e tjerë, në proporcion me orët e punës (neni 21.3).</w:t>
       </w:r>
     </w:p>
     <w:p>
@@ -638,7 +638,7 @@
   <w:docDefaults>
     <w:rPrDefault>
       <w:rPr>
-        <w:rFonts w:ascii="Calibri" w:cs="Calibri" w:eastAsia="Calibri" w:hAnsi="Calibri"/>
+        <w:rFonts w:ascii="Liberation Serif" w:cs="Liberation Serif" w:eastAsia="Liberation Serif" w:hAnsi="Liberation Serif"/>
         <w:sz w:val="22"/>
         <w:szCs w:val="22"/>
       </w:rPr>
@@ -651,6 +651,7 @@
     <w:next w:val="Normal"/>
     <w:qFormat/>
     <w:rPr>
+      <w:rFonts w:ascii="Liberation Sans" w:hAnsi="Liberation Sans" w:eastAsia="Liberation Sans" w:cs="Liberation Sans"/>
       <w:sz w:val="56"/>
       <w:szCs w:val="56"/>
     </w:rPr>
@@ -661,6 +662,7 @@
     <w:next w:val="Normal"/>
     <w:qFormat/>
     <w:rPr>
+      <w:rFonts w:ascii="Liberation Sans" w:hAnsi="Liberation Sans" w:eastAsia="Liberation Sans" w:cs="Liberation Sans"/>
       <w:color w:val="2E74B5"/>
       <w:sz w:val="32"/>
       <w:szCs w:val="32"/>
@@ -672,6 +674,7 @@
     <w:next w:val="Normal"/>
     <w:qFormat/>
     <w:rPr>
+      <w:rFonts w:ascii="Liberation Sans" w:hAnsi="Liberation Sans" w:eastAsia="Liberation Sans" w:cs="Liberation Sans"/>
       <w:color w:val="2E74B5"/>
       <w:sz w:val="26"/>
       <w:szCs w:val="26"/>
@@ -683,6 +686,7 @@
     <w:next w:val="Normal"/>
     <w:qFormat/>
     <w:rPr>
+      <w:rFonts w:ascii="Liberation Sans" w:hAnsi="Liberation Sans" w:eastAsia="Liberation Sans" w:cs="Liberation Sans"/>
       <w:color w:val="1F4D78"/>
       <w:sz w:val="24"/>
       <w:szCs w:val="24"/>
@@ -694,6 +698,7 @@
     <w:next w:val="Normal"/>
     <w:qFormat/>
     <w:rPr>
+      <w:rFonts w:ascii="Liberation Sans" w:hAnsi="Liberation Sans" w:eastAsia="Liberation Sans" w:cs="Liberation Sans"/>
       <w:i/>
       <w:iCs/>
       <w:color w:val="2E74B5"/>
@@ -705,6 +710,7 @@
     <w:next w:val="Normal"/>
     <w:qFormat/>
     <w:rPr>
+      <w:rFonts w:ascii="Liberation Sans" w:hAnsi="Liberation Sans" w:eastAsia="Liberation Sans" w:cs="Liberation Sans"/>
       <w:color w:val="2E74B5"/>
     </w:rPr>
   </w:style>
@@ -714,6 +720,7 @@
     <w:next w:val="Normal"/>
     <w:qFormat/>
     <w:rPr>
+      <w:rFonts w:ascii="Liberation Sans" w:hAnsi="Liberation Sans" w:eastAsia="Liberation Sans" w:cs="Liberation Sans"/>
       <w:color w:val="1F4D78"/>
     </w:rPr>
   </w:style>
@@ -723,6 +730,7 @@
     <w:next w:val="Normal"/>
     <w:qFormat/>
     <w:rPr>
+      <w:rFonts w:ascii="Liberation Serif" w:hAnsi="Liberation Serif" w:eastAsia="Liberation Serif" w:cs="Liberation Serif"/>
       <w:b/>
       <w:bCs/>
     </w:rPr>
@@ -731,6 +739,9 @@
     <w:name w:val="List Paragraph"/>
     <w:basedOn w:val="Normal"/>
     <w:qFormat/>
+    <w:rPr>
+      <w:rFonts w:ascii="Liberation Serif" w:hAnsi="Liberation Serif" w:eastAsia="Liberation Serif" w:cs="Liberation Serif"/>
+    </w:rPr>
   </w:style>
   <w:style w:type="character" w:styleId="Hyperlink">
     <w:name w:val="Hyperlink"/>
@@ -738,6 +749,7 @@
     <w:uiPriority w:val="99"/>
     <w:unhideWhenUsed/>
     <w:rPr>
+      <w:rFonts w:ascii="Liberation Serif" w:hAnsi="Liberation Serif" w:eastAsia="Liberation Serif" w:cs="Liberation Serif"/>
       <w:color w:val="0563C1"/>
       <w:u w:val="single"/>
     </w:rPr>
@@ -749,6 +761,7 @@
     <w:semiHidden/>
     <w:unhideWhenUsed/>
     <w:rPr>
+      <w:rFonts w:ascii="Liberation Serif" w:hAnsi="Liberation Serif" w:eastAsia="Liberation Serif" w:cs="Liberation Serif"/>
       <w:vertAlign w:val="superscript"/>
     </w:rPr>
   </w:style>
@@ -763,6 +776,7 @@
       <w:spacing w:after="0" w:line="240" w:lineRule="auto"/>
     </w:pPr>
     <w:rPr>
+      <w:rFonts w:ascii="Liberation Serif" w:hAnsi="Liberation Serif" w:eastAsia="Liberation Serif" w:cs="Liberation Serif"/>
       <w:sz w:val="20"/>
       <w:szCs w:val="20"/>
     </w:rPr>
@@ -775,6 +789,7 @@
     <w:semiHidden/>
     <w:unhideWhenUsed/>
     <w:rPr>
+      <w:rFonts w:ascii="Liberation Serif" w:hAnsi="Liberation Serif" w:eastAsia="Liberation Serif" w:cs="Liberation Serif"/>
       <w:sz w:val="20"/>
       <w:szCs w:val="20"/>
     </w:rPr>
@@ -786,6 +801,7 @@
     <w:semiHidden/>
     <w:unhideWhenUsed/>
     <w:rPr>
+      <w:rFonts w:ascii="Liberation Serif" w:hAnsi="Liberation Serif" w:eastAsia="Liberation Serif" w:cs="Liberation Serif"/>
       <w:vertAlign w:val="superscript"/>
     </w:rPr>
   </w:style>
@@ -800,6 +816,7 @@
       <w:spacing w:after="0" w:line="240" w:lineRule="auto"/>
     </w:pPr>
     <w:rPr>
+      <w:rFonts w:ascii="Liberation Serif" w:hAnsi="Liberation Serif" w:eastAsia="Liberation Serif" w:cs="Liberation Serif"/>
       <w:sz w:val="20"/>
       <w:szCs w:val="20"/>
     </w:rPr>
@@ -812,6 +829,7 @@
     <w:semiHidden/>
     <w:unhideWhenUsed/>
     <w:rPr>
+      <w:rFonts w:ascii="Liberation Serif" w:hAnsi="Liberation Serif" w:eastAsia="Liberation Serif" w:cs="Liberation Serif"/>
       <w:sz w:val="20"/>
       <w:szCs w:val="20"/>
     </w:rPr>

--- a/templates/contracts/kontrate-praktikant.docx
+++ b/templates/contracts/kontrate-praktikant.docx
@@ -80,7 +80,7 @@
         <w:rPr>
           <w:rFonts w:ascii="Calibri" w:cs="Calibri" w:eastAsia="Calibri" w:hAnsi="Calibri"/>
         </w:rPr>
-        <w:t xml:space="preserve">1. Punëdhënësi: {{company_name}}, me seli në {{company_address}}, NUI {{company_nui}}, NRB {{company_nrb}}, i përfaqësuar nga {{authorized_person_name}} ({{authorized_person_position}}); dhe</w:t>
+        <w:t xml:space="preserve">1. Punëdhënësi: {{company_name}}, me seli në {{company_address}}, NUI {{company_nui}}, i përfaqësuar nga {{authorized_person_name}} ({{authorized_person_position}}); dhe</w:t>
       </w:r>
     </w:p>
     <w:p>
